--- a/bai3/bai3.docx
+++ b/bai3/bai3.docx
@@ -1,29 +1,27 @@
 
 <file path=word/document.xml><?xml version="1.0" encoding="utf-8"?>
-<w:document xmlns:mc="http://schemas.openxmlformats.org/markup-compatibility/2006" xmlns:o="urn:schemas-microsoft-com:office:office" xmlns:r="http://schemas.openxmlformats.org/officeDocument/2006/relationships" xmlns:m="http://schemas.openxmlformats.org/officeDocument/2006/math" xmlns:v="urn:schemas-microsoft-com:vml" xmlns:wp="http://schemas.openxmlformats.org/drawingml/2006/wordprocessingDrawing" xmlns:w10="urn:schemas-microsoft-com:office:word" xmlns:w="http://schemas.openxmlformats.org/wordprocessingml/2006/main" xmlns:wne="http://schemas.microsoft.com/office/word/2006/wordml" xmlns:sl="http://schemas.openxmlformats.org/schemaLibrary/2006/main" xmlns:a="http://schemas.openxmlformats.org/drawingml/2006/main" xmlns:pic="http://schemas.openxmlformats.org/drawingml/2006/picture" xmlns:c="http://schemas.openxmlformats.org/drawingml/2006/chart" xmlns:lc="http://schemas.openxmlformats.org/drawingml/2006/lockedCanvas" xmlns:dgm="http://schemas.openxmlformats.org/drawingml/2006/diagram" xmlns:wps="http://schemas.microsoft.com/office/word/2010/wordprocessingShape" xmlns:wpg="http://schemas.microsoft.com/office/word/2010/wordprocessingGroup" xmlns:w14="http://schemas.microsoft.com/office/word/2010/wordml" xmlns:w15="http://schemas.microsoft.com/office/word/2012/wordml" xmlns:w16="http://schemas.microsoft.com/office/word/2018/wordml" xmlns:w16cex="http://schemas.microsoft.com/office/word/2018/wordml/cex" xmlns:w16cid="http://schemas.microsoft.com/office/word/2016/wordml/cid" xmlns="http://schemas.microsoft.com/office/tasks/2019/documenttasks" xmlns:cr="http://schemas.microsoft.com/office/comments/2020/reactions">
+<w:document xmlns:wpc="http://schemas.microsoft.com/office/word/2010/wordprocessingCanvas" xmlns:cx="http://schemas.microsoft.com/office/drawing/2014/chartex" xmlns:cx1="http://schemas.microsoft.com/office/drawing/2015/9/8/chartex" xmlns:cx2="http://schemas.microsoft.com/office/drawing/2015/10/21/chartex" xmlns:cx3="http://schemas.microsoft.com/office/drawing/2016/5/9/chartex" xmlns:cx4="http://schemas.microsoft.com/office/drawing/2016/5/10/chartex" xmlns:cx5="http://schemas.microsoft.com/office/drawing/2016/5/11/chartex" xmlns:cx6="http://schemas.microsoft.com/office/drawing/2016/5/12/chartex" xmlns:cx7="http://schemas.microsoft.com/office/drawing/2016/5/13/chartex" xmlns:cx8="http://schemas.microsoft.com/office/drawing/2016/5/14/chartex" xmlns:mc="http://schemas.openxmlformats.org/markup-compatibility/2006" xmlns:aink="http://schemas.microsoft.com/office/drawing/2016/ink" xmlns:am3d="http://schemas.microsoft.com/office/drawing/2017/model3d" xmlns:o="urn:schemas-microsoft-com:office:office" xmlns:oel="http://schemas.microsoft.com/office/2019/extlst" xmlns:r="http://schemas.openxmlformats.org/officeDocument/2006/relationships" xmlns:m="http://schemas.openxmlformats.org/officeDocument/2006/math" xmlns:v="urn:schemas-microsoft-com:vml" xmlns:wp14="http://schemas.microsoft.com/office/word/2010/wordprocessingDrawing" xmlns:wp="http://schemas.openxmlformats.org/drawingml/2006/wordprocessingDrawing" xmlns:w10="urn:schemas-microsoft-com:office:word" xmlns:w="http://schemas.openxmlformats.org/wordprocessingml/2006/main" xmlns:w14="http://schemas.microsoft.com/office/word/2010/wordml" xmlns:w15="http://schemas.microsoft.com/office/word/2012/wordml" xmlns:w16cex="http://schemas.microsoft.com/office/word/2018/wordml/cex" xmlns:w16cid="http://schemas.microsoft.com/office/word/2016/wordml/cid" xmlns:w16="http://schemas.microsoft.com/office/word/2018/wordml" xmlns:w16du="http://schemas.microsoft.com/office/word/2023/wordml/word16du" xmlns:w16sdtdh="http://schemas.microsoft.com/office/word/2020/wordml/sdtdatahash" xmlns:w16sdtfl="http://schemas.microsoft.com/office/word/2024/wordml/sdtformatlock" xmlns:w16se="http://schemas.microsoft.com/office/word/2015/wordml/symex" xmlns:wpg="http://schemas.microsoft.com/office/word/2010/wordprocessingGroup" xmlns:wpi="http://schemas.microsoft.com/office/word/2010/wordprocessingInk" xmlns:wne="http://schemas.microsoft.com/office/word/2006/wordml" xmlns:wps="http://schemas.microsoft.com/office/word/2010/wordprocessingShape" mc:Ignorable="w14 w15 w16se w16cid w16 w16cex w16sdtdh w16sdtfl w16du wp14">
   <w:body>
     <w:p>
       <w:pPr>
         <w:rPr>
-          <w:b w:val="1"/>
-          <w:bCs w:val="1"/>
+          <w:b/>
+          <w:bCs/>
         </w:rPr>
       </w:pPr>
       <w:r>
         <w:rPr>
-          <w:b w:val="1"/>
-          <w:bCs w:val="1"/>
+          <w:b/>
+          <w:bCs/>
           <w:sz w:val="21"/>
           <w:szCs w:val="21"/>
-          <w:rtl w:val="0"/>
-        </w:rPr>
-        <w:t xml:space="preserve">Bước 1: Sắp xếp lại đúng thứ tự thời gian</w:t>
+        </w:rPr>
+        <w:t>Bước 1: Sắp xếp lại đúng thứ tự thời gian</w:t>
       </w:r>
       <w:r>
         <w:rPr>
-          <w:b w:val="1"/>
-          <w:bCs w:val="1"/>
-          <w:rtl w:val="0"/>
+          <w:b/>
+          <w:bCs/>
         </w:rPr>
         <w:t xml:space="preserve"> </w:t>
       </w:r>
@@ -31,46 +29,38 @@
     <w:p>
       <w:pPr>
         <w:rPr>
-          <w:b w:val="1"/>
-          <w:bCs w:val="1"/>
-        </w:rPr>
-      </w:pPr>
-      <w:r>
-        <w:rPr>
-          <w:rtl w:val="0"/>
-        </w:rPr>
-      </w:r>
+          <w:b/>
+          <w:bCs/>
+        </w:rPr>
+      </w:pPr>
     </w:p>
     <w:p>
       <w:pPr>
         <w:rPr>
-          <w:b w:val="1"/>
-          <w:bCs w:val="1"/>
+          <w:b/>
+          <w:bCs/>
         </w:rPr>
       </w:pPr>
       <w:r>
         <w:rPr>
-          <w:b w:val="1"/>
-          <w:bCs w:val="1"/>
-          <w:rtl w:val="0"/>
+          <w:b/>
+          <w:bCs/>
         </w:rPr>
         <w:t xml:space="preserve">1 Khách hàng gửi </w:t>
       </w:r>
       <w:r>
         <w:rPr>
-          <w:rFonts w:ascii="Roboto Mono" w:cs="Roboto Mono" w:eastAsia="Roboto Mono" w:hAnsi="Roboto Mono"/>
-          <w:b w:val="1"/>
-          <w:bCs w:val="1"/>
+          <w:rFonts w:ascii="Roboto Mono" w:eastAsia="Roboto Mono" w:hAnsi="Roboto Mono" w:cs="Roboto Mono"/>
+          <w:b/>
+          <w:bCs/>
           <w:color w:val="188038"/>
-          <w:rtl w:val="0"/>
-        </w:rPr>
-        <w:t xml:space="preserve">taoDonHang()</w:t>
+        </w:rPr>
+        <w:t>taoDonHang()</w:t>
       </w:r>
       <w:r>
         <w:rPr>
-          <w:b w:val="1"/>
-          <w:bCs w:val="1"/>
-          <w:rtl w:val="0"/>
+          <w:b/>
+          <w:bCs/>
         </w:rPr>
         <w:t xml:space="preserve"> tới App Điều Phối. (Đây là hành động khởi đầu để kích hoạt toàn bộ luồng nghiệp vụ).</w:t>
       </w:r>
@@ -78,249 +68,131 @@
     <w:p>
       <w:pPr>
         <w:rPr>
-          <w:b w:val="1"/>
-          <w:bCs w:val="1"/>
+          <w:b/>
+          <w:bCs/>
+        </w:rPr>
+      </w:pPr>
+    </w:p>
+    <w:p>
+      <w:pPr>
+        <w:rPr>
+          <w:b/>
+          <w:bCs/>
         </w:rPr>
       </w:pPr>
       <w:r>
         <w:rPr>
-          <w:rtl w:val="0"/>
-        </w:rPr>
+          <w:b/>
+          <w:bCs/>
+        </w:rPr>
+        <w:t>2 App Điều Phối gửi yêu cầu nhận đơn sang Điện thoại Tài xế (không chờ ngay lập tức). (Vì không thể bắt khách hàng chờ app "treo" trong lúc tìm tài xế, app chỉ gửi yêu cầu đi và tiếp tục làm việc khác).</w:t>
       </w:r>
     </w:p>
     <w:p>
       <w:pPr>
         <w:rPr>
-          <w:b w:val="1"/>
-          <w:bCs w:val="1"/>
+          <w:b/>
+          <w:bCs/>
+        </w:rPr>
+      </w:pPr>
+    </w:p>
+    <w:p>
+      <w:pPr>
+        <w:rPr>
+          <w:b/>
+          <w:bCs/>
         </w:rPr>
       </w:pPr>
       <w:r>
         <w:rPr>
-          <w:b w:val="1"/>
-          <w:bCs w:val="1"/>
-          <w:rtl w:val="0"/>
-        </w:rPr>
-        <w:t xml:space="preserve">2 App Điều Phối gửi yêu cầu nhận đơn sang Điện thoại Tài xế (không chờ ngay lập tức). (Vì không thể bắt khách hàng chờ app "treo" trong lúc tìm tài xế, app chỉ gửi yêu cầu đi và tiếp tục làm việc khác).</w:t>
+          <w:b/>
+          <w:bCs/>
+        </w:rPr>
+        <w:t>3 Điện thoại Tài xế phản hồi Đồng ý/Từ chối về cho App Điều Phối. (Tài xế có thể phản hồi sau vài giây hoặc vài phút).</w:t>
       </w:r>
     </w:p>
     <w:p>
       <w:pPr>
         <w:rPr>
-          <w:b w:val="1"/>
-          <w:bCs w:val="1"/>
+          <w:b/>
+          <w:bCs/>
+        </w:rPr>
+      </w:pPr>
+    </w:p>
+    <w:p>
+      <w:pPr>
+        <w:rPr>
+          <w:b/>
+          <w:bCs/>
         </w:rPr>
       </w:pPr>
       <w:r>
         <w:rPr>
-          <w:rtl w:val="0"/>
-        </w:rPr>
+          <w:b/>
+          <w:bCs/>
+        </w:rPr>
+        <w:t xml:space="preserve">4. App Điều Phối khởi tạo một bản ghi Chuyến Đi (Trip) mới — lifeline của Trip bắt đầu đúng tại thời điểm này, chỉ xảy ra nếu tài xế Đồng ý. (Nằm trong nhánh </w:t>
+      </w:r>
+      <w:r>
+        <w:rPr>
+          <w:rFonts w:ascii="Roboto Mono" w:eastAsia="Roboto Mono" w:hAnsi="Roboto Mono" w:cs="Roboto Mono"/>
+          <w:b/>
+          <w:bCs/>
+          <w:color w:val="188038"/>
+        </w:rPr>
+        <w:t>[Tài xế đồng ý]</w:t>
+      </w:r>
+      <w:r>
+        <w:rPr>
+          <w:b/>
+          <w:bCs/>
+        </w:rPr>
+        <w:t>).</w:t>
       </w:r>
     </w:p>
     <w:p>
       <w:pPr>
         <w:rPr>
-          <w:b w:val="1"/>
-          <w:bCs w:val="1"/>
-        </w:rPr>
-      </w:pPr>
-      <w:r>
-        <w:rPr>
-          <w:b w:val="1"/>
-          <w:bCs w:val="1"/>
-          <w:rtl w:val="0"/>
-        </w:rPr>
-        <w:t xml:space="preserve">3 Điện thoại Tài xế phản hồi Đồng ý/Từ chối về cho App Điều Phối. (Tài xế có thể phản hồi sau vài giây hoặc vài phút).</w:t>
-      </w:r>
+          <w:b/>
+          <w:bCs/>
+        </w:rPr>
+      </w:pPr>
     </w:p>
     <w:p>
       <w:pPr>
         <w:rPr>
-          <w:b w:val="1"/>
-          <w:bCs w:val="1"/>
+          <w:b/>
+          <w:bCs/>
+          <w:lang w:val="en-US"/>
         </w:rPr>
       </w:pPr>
       <w:r>
         <w:rPr>
-          <w:rtl w:val="0"/>
-        </w:rPr>
-      </w:r>
-    </w:p>
-    <w:p>
-      <w:pPr>
-        <w:rPr>
-          <w:b w:val="1"/>
-          <w:bCs w:val="1"/>
-        </w:rPr>
-      </w:pPr>
-      <w:r>
-        <w:rPr>
-          <w:b w:val="1"/>
-          <w:bCs w:val="1"/>
-          <w:rtl w:val="0"/>
-        </w:rPr>
-        <w:t xml:space="preserve">4. App Điều Phối khởi tạo một bản ghi Chuyến Đi (Trip) mới — lifeline của Trip bắt đầu đúng tại thời điểm này, chỉ xảy ra nếu tài xế Đồng ý. (Nằm trong nhánh </w:t>
-      </w:r>
-      <w:r>
-        <w:rPr>
-          <w:rFonts w:ascii="Roboto Mono" w:cs="Roboto Mono" w:eastAsia="Roboto Mono" w:hAnsi="Roboto Mono"/>
-          <w:b w:val="1"/>
-          <w:bCs w:val="1"/>
-          <w:color w:val="188038"/>
-          <w:rtl w:val="0"/>
-        </w:rPr>
-        <w:t xml:space="preserve">[Tài xế đồng ý]</w:t>
-      </w:r>
-      <w:r>
-        <w:rPr>
-          <w:b w:val="1"/>
-          <w:bCs w:val="1"/>
-          <w:rtl w:val="0"/>
-        </w:rPr>
-        <w:t xml:space="preserve">).</w:t>
-      </w:r>
-    </w:p>
-    <w:p>
-      <w:pPr>
-        <w:rPr>
-          <w:b w:val="1"/>
-          <w:bCs w:val="1"/>
-        </w:rPr>
-      </w:pPr>
-      <w:r>
-        <w:rPr>
-          <w:rtl w:val="0"/>
-        </w:rPr>
-      </w:r>
-    </w:p>
-    <w:p>
-      <w:pPr>
-        <w:rPr>
-          <w:b w:val="1"/>
-          <w:bCs w:val="1"/>
-        </w:rPr>
-      </w:pPr>
-      <w:r>
-        <w:rPr>
-          <w:b w:val="1"/>
-          <w:bCs w:val="1"/>
-          <w:rtl w:val="0"/>
-        </w:rPr>
-        <w:t xml:space="preserve">5. App Điều Phối báo cho Khách hàng kết quả cuối cùng ("Đã tìm thấy xe" hoặc "Không tìm được tài xế"). (Bước này tổng kết lại toàn bộ luồng và báo cho người dùng biết kết quả).</w:t>
-      </w:r>
-    </w:p>
-    <w:p>
-      <w:pPr>
-        <w:rPr>
-          <w:b w:val="1"/>
-          <w:bCs w:val="1"/>
-        </w:rPr>
-      </w:pPr>
-      <w:r>
-        <w:rPr>
-          <w:rtl w:val="0"/>
-        </w:rPr>
-      </w:r>
-    </w:p>
-    <w:p>
-      <w:pPr>
-        <w:rPr>
-          <w:b w:val="1"/>
-          <w:bCs w:val="1"/>
-        </w:rPr>
-      </w:pPr>
-      <w:r>
-        <w:rPr>
-          <w:b w:val="1"/>
-          <w:bCs w:val="1"/>
-          <w:sz w:val="21"/>
-          <w:szCs w:val="21"/>
-          <w:rtl w:val="0"/>
-        </w:rPr>
-        <w:t xml:space="preserve">Bước 2: Vẽ sơ đồ hoàn chỉnh theo đúng thứ tự đã sắp xếp</w:t>
-      </w:r>
-      <w:r>
-        <w:rPr>
-          <w:b w:val="1"/>
-          <w:bCs w:val="1"/>
-          <w:rtl w:val="0"/>
-        </w:rPr>
-        <w:t xml:space="preserve"> </w:t>
-      </w:r>
-    </w:p>
-    <w:p>
-      <w:pPr>
-        <w:rPr>
-          <w:b w:val="1"/>
-          <w:bCs w:val="1"/>
-        </w:rPr>
-      </w:pPr>
-      <w:r>
-        <w:rPr>
-          <w:b w:val="1"/>
-          <w:bCs w:val="1"/>
-        </w:rPr>
-        <w:drawing>
-          <wp:inline distB="114300" distT="114300" distL="114300" distR="114300">
-            <wp:extent cx="5731200" cy="3937000"/>
-            <wp:effectExtent b="0" l="0" r="0" t="0"/>
-            <wp:docPr id="1" name="image1.png"/>
-            <a:graphic>
-              <a:graphicData uri="http://schemas.openxmlformats.org/drawingml/2006/picture">
-                <pic:pic>
-                  <pic:nvPicPr>
-                    <pic:cNvPr id="0" name="image1.png"/>
-                    <pic:cNvPicPr preferRelativeResize="0"/>
-                  </pic:nvPicPr>
-                  <pic:blipFill>
-                    <a:blip r:embed="rId6"/>
-                    <a:srcRect b="0" l="0" r="0" t="0"/>
-                    <a:stretch>
-                      <a:fillRect/>
-                    </a:stretch>
-                  </pic:blipFill>
-                  <pic:spPr>
-                    <a:xfrm>
-                      <a:off x="0" y="0"/>
-                      <a:ext cx="5731200" cy="3937000"/>
-                    </a:xfrm>
-                    <a:prstGeom prst="rect"/>
-                    <a:ln/>
-                  </pic:spPr>
-                </pic:pic>
-              </a:graphicData>
-            </a:graphic>
-          </wp:inline>
-        </w:drawing>
-      </w:r>
-      <w:r>
-        <w:rPr>
-          <w:rtl w:val="0"/>
-        </w:rPr>
+          <w:b/>
+          <w:bCs/>
+        </w:rPr>
+        <w:t>5. App Điều Phối báo cho Khách hàng kết quả cuối cùng ("Đã tìm thấy xe" hoặc "Không tìm được tài xế"). (Bước này tổng kết lại toàn bộ luồng và báo cho người dùng biết kết quả).</w:t>
       </w:r>
     </w:p>
     <w:sectPr>
-      <w:pgSz w:h="16834" w:w="11909" w:orient="portrait"/>
-      <w:pgMar w:bottom="1440" w:top="1440" w:left="1440" w:right="1440" w:header="720" w:footer="720"/>
+      <w:pgSz w:w="11909" w:h="16834"/>
+      <w:pgMar w:top="1440" w:right="1440" w:bottom="1440" w:left="1440" w:header="720" w:footer="720" w:gutter="0"/>
       <w:pgNumType w:start="1"/>
+      <w:cols w:space="720"/>
     </w:sectPr>
   </w:body>
 </w:document>
 </file>
 
-<file path=word/numbering.xml><?xml version="1.0" encoding="utf-8"?>
-<w:numbering xmlns:mc="http://schemas.openxmlformats.org/markup-compatibility/2006" xmlns:o="urn:schemas-microsoft-com:office:office" xmlns:r="http://schemas.openxmlformats.org/officeDocument/2006/relationships" xmlns:m="http://schemas.openxmlformats.org/officeDocument/2006/math" xmlns:v="urn:schemas-microsoft-com:vml" xmlns:wp="http://schemas.openxmlformats.org/drawingml/2006/wordprocessingDrawing" xmlns:w10="urn:schemas-microsoft-com:office:word" xmlns:w="http://schemas.openxmlformats.org/wordprocessingml/2006/main" xmlns:wne="http://schemas.microsoft.com/office/word/2006/wordml" xmlns:sl="http://schemas.openxmlformats.org/schemaLibrary/2006/main" xmlns:a="http://schemas.openxmlformats.org/drawingml/2006/main" xmlns:pic="http://schemas.openxmlformats.org/drawingml/2006/picture" xmlns:c="http://schemas.openxmlformats.org/drawingml/2006/chart" xmlns:lc="http://schemas.openxmlformats.org/drawingml/2006/lockedCanvas" xmlns:dgm="http://schemas.openxmlformats.org/drawingml/2006/diagram" xmlns:wps="http://schemas.microsoft.com/office/word/2010/wordprocessingShape" xmlns:wpg="http://schemas.microsoft.com/office/word/2010/wordprocessingGroup" xmlns:w14="http://schemas.microsoft.com/office/word/2010/wordml" xmlns:w15="http://schemas.microsoft.com/office/word/2012/wordml" xmlns:w16="http://schemas.microsoft.com/office/word/2018/wordml" xmlns:w16cex="http://schemas.microsoft.com/office/word/2018/wordml/cex" xmlns:w16cid="http://schemas.microsoft.com/office/word/2016/wordml/cid" xmlns="http://schemas.microsoft.com/office/tasks/2019/documenttasks" xmlns:cr="http://schemas.microsoft.com/office/comments/2020/reactions"/>
-</file>
-
 <file path=word/styles.xml><?xml version="1.0" encoding="utf-8"?>
-<w:styles xmlns:mc="http://schemas.openxmlformats.org/markup-compatibility/2006" xmlns:o="urn:schemas-microsoft-com:office:office" xmlns:r="http://schemas.openxmlformats.org/officeDocument/2006/relationships" xmlns:m="http://schemas.openxmlformats.org/officeDocument/2006/math" xmlns:v="urn:schemas-microsoft-com:vml" xmlns:wp="http://schemas.openxmlformats.org/drawingml/2006/wordprocessingDrawing" xmlns:w10="urn:schemas-microsoft-com:office:word" xmlns:w="http://schemas.openxmlformats.org/wordprocessingml/2006/main" xmlns:wne="http://schemas.microsoft.com/office/word/2006/wordml" xmlns:sl="http://schemas.openxmlformats.org/schemaLibrary/2006/main" xmlns:a="http://schemas.openxmlformats.org/drawingml/2006/main" xmlns:pic="http://schemas.openxmlformats.org/drawingml/2006/picture" xmlns:c="http://schemas.openxmlformats.org/drawingml/2006/chart" xmlns:lc="http://schemas.openxmlformats.org/drawingml/2006/lockedCanvas" xmlns:dgm="http://schemas.openxmlformats.org/drawingml/2006/diagram" xmlns:wps="http://schemas.microsoft.com/office/word/2010/wordprocessingShape" xmlns:wpg="http://schemas.microsoft.com/office/word/2010/wordprocessingGroup" xmlns:w14="http://schemas.microsoft.com/office/word/2010/wordml" xmlns:w15="http://schemas.microsoft.com/office/word/2012/wordml" xmlns:w16="http://schemas.microsoft.com/office/word/2018/wordml" xmlns:w16cex="http://schemas.microsoft.com/office/word/2018/wordml/cex" xmlns:w16cid="http://schemas.microsoft.com/office/word/2016/wordml/cid" xmlns="http://schemas.microsoft.com/office/tasks/2019/documenttasks" xmlns:cr="http://schemas.microsoft.com/office/comments/2020/reactions">
+<w:styles xmlns:mc="http://schemas.openxmlformats.org/markup-compatibility/2006" xmlns:r="http://schemas.openxmlformats.org/officeDocument/2006/relationships" xmlns:w="http://schemas.openxmlformats.org/wordprocessingml/2006/main" xmlns:w14="http://schemas.microsoft.com/office/word/2010/wordml" xmlns:w15="http://schemas.microsoft.com/office/word/2012/wordml" xmlns:w16cex="http://schemas.microsoft.com/office/word/2018/wordml/cex" xmlns:w16cid="http://schemas.microsoft.com/office/word/2016/wordml/cid" xmlns:w16="http://schemas.microsoft.com/office/word/2018/wordml" xmlns:w16du="http://schemas.microsoft.com/office/word/2023/wordml/word16du" xmlns:w16sdtdh="http://schemas.microsoft.com/office/word/2020/wordml/sdtdatahash" xmlns:w16sdtfl="http://schemas.microsoft.com/office/word/2024/wordml/sdtformatlock" xmlns:w16se="http://schemas.microsoft.com/office/word/2015/wordml/symex" mc:Ignorable="w14 w15 w16se w16cid w16 w16cex w16sdtdh w16sdtfl w16du">
   <w:docDefaults>
     <w:rPrDefault>
       <w:rPr>
-        <w:rFonts w:ascii="Arial" w:cs="Arial" w:eastAsia="Arial" w:hAnsi="Arial"/>
+        <w:rFonts w:ascii="Arial" w:eastAsia="Arial" w:hAnsi="Arial" w:cs="Arial"/>
         <w:sz w:val="22"/>
         <w:szCs w:val="22"/>
-        <w:lang w:val="vi"/>
+        <w:lang w:val="vi" w:eastAsia="en-US" w:bidi="ar-SA"/>
       </w:rPr>
     </w:rPrDefault>
     <w:pPrDefault>
@@ -329,29 +201,399 @@
       </w:pPr>
     </w:pPrDefault>
   </w:docDefaults>
-  <w:style w:type="table" w:styleId="TableNormal" w:default="1">
-    <w:name w:val="TableNormal"/>
-    <w:tblPr>
-      <w:tblCellMar>
-        <w:top w:w="100.0" w:type="dxa"/>
-        <w:left w:w="100.0" w:type="dxa"/>
-        <w:bottom w:w="100.0" w:type="dxa"/>
-        <w:right w:w="100.0" w:type="dxa"/>
-      </w:tblCellMar>
-    </w:tblPr>
-  </w:style>
-  <w:style w:type="paragraph" w:styleId="Normal" w:default="1">
-    <w:name w:val="normal"/>
+  <w:latentStyles w:defLockedState="0" w:defUIPriority="99" w:defSemiHidden="0" w:defUnhideWhenUsed="0" w:defQFormat="0" w:count="376">
+    <w:lsdException w:name="Normal" w:uiPriority="0" w:qFormat="1"/>
+    <w:lsdException w:name="heading 1" w:uiPriority="9" w:qFormat="1"/>
+    <w:lsdException w:name="heading 2" w:semiHidden="1" w:uiPriority="9" w:unhideWhenUsed="1" w:qFormat="1"/>
+    <w:lsdException w:name="heading 3" w:semiHidden="1" w:uiPriority="9" w:unhideWhenUsed="1" w:qFormat="1"/>
+    <w:lsdException w:name="heading 4" w:semiHidden="1" w:uiPriority="9" w:unhideWhenUsed="1" w:qFormat="1"/>
+    <w:lsdException w:name="heading 5" w:semiHidden="1" w:uiPriority="9" w:unhideWhenUsed="1" w:qFormat="1"/>
+    <w:lsdException w:name="heading 6" w:semiHidden="1" w:uiPriority="9" w:unhideWhenUsed="1" w:qFormat="1"/>
+    <w:lsdException w:name="heading 7" w:semiHidden="1" w:uiPriority="9" w:unhideWhenUsed="1" w:qFormat="1"/>
+    <w:lsdException w:name="heading 8" w:semiHidden="1" w:uiPriority="9" w:unhideWhenUsed="1" w:qFormat="1"/>
+    <w:lsdException w:name="heading 9" w:semiHidden="1" w:uiPriority="9" w:unhideWhenUsed="1" w:qFormat="1"/>
+    <w:lsdException w:name="index 1" w:semiHidden="1" w:unhideWhenUsed="1"/>
+    <w:lsdException w:name="index 2" w:semiHidden="1" w:unhideWhenUsed="1"/>
+    <w:lsdException w:name="index 3" w:semiHidden="1" w:unhideWhenUsed="1"/>
+    <w:lsdException w:name="index 4" w:semiHidden="1" w:unhideWhenUsed="1"/>
+    <w:lsdException w:name="index 5" w:semiHidden="1" w:unhideWhenUsed="1"/>
+    <w:lsdException w:name="index 6" w:semiHidden="1" w:unhideWhenUsed="1"/>
+    <w:lsdException w:name="index 7" w:semiHidden="1" w:unhideWhenUsed="1"/>
+    <w:lsdException w:name="index 8" w:semiHidden="1" w:unhideWhenUsed="1"/>
+    <w:lsdException w:name="index 9" w:semiHidden="1" w:unhideWhenUsed="1"/>
+    <w:lsdException w:name="toc 1" w:semiHidden="1" w:uiPriority="39" w:unhideWhenUsed="1"/>
+    <w:lsdException w:name="toc 2" w:semiHidden="1" w:uiPriority="39" w:unhideWhenUsed="1"/>
+    <w:lsdException w:name="toc 3" w:semiHidden="1" w:uiPriority="39" w:unhideWhenUsed="1"/>
+    <w:lsdException w:name="toc 4" w:semiHidden="1" w:uiPriority="39" w:unhideWhenUsed="1"/>
+    <w:lsdException w:name="toc 5" w:semiHidden="1" w:uiPriority="39" w:unhideWhenUsed="1"/>
+    <w:lsdException w:name="toc 6" w:semiHidden="1" w:uiPriority="39" w:unhideWhenUsed="1"/>
+    <w:lsdException w:name="toc 7" w:semiHidden="1" w:uiPriority="39" w:unhideWhenUsed="1"/>
+    <w:lsdException w:name="toc 8" w:semiHidden="1" w:uiPriority="39" w:unhideWhenUsed="1"/>
+    <w:lsdException w:name="toc 9" w:semiHidden="1" w:uiPriority="39" w:unhideWhenUsed="1"/>
+    <w:lsdException w:name="Normal Indent" w:semiHidden="1" w:unhideWhenUsed="1"/>
+    <w:lsdException w:name="footnote text" w:semiHidden="1" w:unhideWhenUsed="1"/>
+    <w:lsdException w:name="annotation text" w:semiHidden="1" w:unhideWhenUsed="1"/>
+    <w:lsdException w:name="header" w:semiHidden="1" w:unhideWhenUsed="1"/>
+    <w:lsdException w:name="footer" w:semiHidden="1" w:unhideWhenUsed="1"/>
+    <w:lsdException w:name="index heading" w:semiHidden="1" w:unhideWhenUsed="1"/>
+    <w:lsdException w:name="caption" w:semiHidden="1" w:uiPriority="35" w:unhideWhenUsed="1" w:qFormat="1"/>
+    <w:lsdException w:name="table of figures" w:semiHidden="1" w:unhideWhenUsed="1"/>
+    <w:lsdException w:name="envelope address" w:semiHidden="1" w:unhideWhenUsed="1"/>
+    <w:lsdException w:name="envelope return" w:semiHidden="1" w:unhideWhenUsed="1"/>
+    <w:lsdException w:name="footnote reference" w:semiHidden="1" w:unhideWhenUsed="1"/>
+    <w:lsdException w:name="annotation reference" w:semiHidden="1" w:unhideWhenUsed="1"/>
+    <w:lsdException w:name="line number" w:semiHidden="1" w:unhideWhenUsed="1"/>
+    <w:lsdException w:name="page number" w:semiHidden="1" w:unhideWhenUsed="1"/>
+    <w:lsdException w:name="endnote reference" w:semiHidden="1" w:unhideWhenUsed="1"/>
+    <w:lsdException w:name="endnote text" w:semiHidden="1" w:unhideWhenUsed="1"/>
+    <w:lsdException w:name="table of authorities" w:semiHidden="1" w:unhideWhenUsed="1"/>
+    <w:lsdException w:name="macro" w:semiHidden="1" w:unhideWhenUsed="1"/>
+    <w:lsdException w:name="toa heading" w:semiHidden="1" w:unhideWhenUsed="1"/>
+    <w:lsdException w:name="List" w:semiHidden="1" w:unhideWhenUsed="1"/>
+    <w:lsdException w:name="List Bullet" w:semiHidden="1" w:unhideWhenUsed="1"/>
+    <w:lsdException w:name="List Number" w:semiHidden="1" w:unhideWhenUsed="1"/>
+    <w:lsdException w:name="List 2" w:semiHidden="1" w:unhideWhenUsed="1"/>
+    <w:lsdException w:name="List 3" w:semiHidden="1" w:unhideWhenUsed="1"/>
+    <w:lsdException w:name="List 4" w:semiHidden="1" w:unhideWhenUsed="1"/>
+    <w:lsdException w:name="List 5" w:semiHidden="1" w:unhideWhenUsed="1"/>
+    <w:lsdException w:name="List Bullet 2" w:semiHidden="1" w:unhideWhenUsed="1"/>
+    <w:lsdException w:name="List Bullet 3" w:semiHidden="1" w:unhideWhenUsed="1"/>
+    <w:lsdException w:name="List Bullet 4" w:semiHidden="1" w:unhideWhenUsed="1"/>
+    <w:lsdException w:name="List Bullet 5" w:semiHidden="1" w:unhideWhenUsed="1"/>
+    <w:lsdException w:name="List Number 2" w:semiHidden="1" w:unhideWhenUsed="1"/>
+    <w:lsdException w:name="List Number 3" w:semiHidden="1" w:unhideWhenUsed="1"/>
+    <w:lsdException w:name="List Number 4" w:semiHidden="1" w:unhideWhenUsed="1"/>
+    <w:lsdException w:name="List Number 5" w:semiHidden="1" w:unhideWhenUsed="1"/>
+    <w:lsdException w:name="Title" w:uiPriority="10" w:qFormat="1"/>
+    <w:lsdException w:name="Closing" w:semiHidden="1" w:unhideWhenUsed="1"/>
+    <w:lsdException w:name="Signature" w:semiHidden="1" w:unhideWhenUsed="1"/>
+    <w:lsdException w:name="Default Paragraph Font" w:semiHidden="1" w:uiPriority="1" w:unhideWhenUsed="1"/>
+    <w:lsdException w:name="Body Text" w:semiHidden="1" w:unhideWhenUsed="1"/>
+    <w:lsdException w:name="Body Text Indent" w:semiHidden="1" w:unhideWhenUsed="1"/>
+    <w:lsdException w:name="List Continue" w:semiHidden="1" w:unhideWhenUsed="1"/>
+    <w:lsdException w:name="List Continue 2" w:semiHidden="1" w:unhideWhenUsed="1"/>
+    <w:lsdException w:name="List Continue 3" w:semiHidden="1" w:unhideWhenUsed="1"/>
+    <w:lsdException w:name="List Continue 4" w:semiHidden="1" w:unhideWhenUsed="1"/>
+    <w:lsdException w:name="List Continue 5" w:semiHidden="1" w:unhideWhenUsed="1"/>
+    <w:lsdException w:name="Message Header" w:semiHidden="1" w:unhideWhenUsed="1"/>
+    <w:lsdException w:name="Subtitle" w:uiPriority="11" w:qFormat="1"/>
+    <w:lsdException w:name="Salutation" w:semiHidden="1" w:unhideWhenUsed="1"/>
+    <w:lsdException w:name="Date" w:semiHidden="1" w:unhideWhenUsed="1"/>
+    <w:lsdException w:name="Body Text First Indent" w:semiHidden="1" w:unhideWhenUsed="1"/>
+    <w:lsdException w:name="Body Text First Indent 2" w:semiHidden="1" w:unhideWhenUsed="1"/>
+    <w:lsdException w:name="Note Heading" w:semiHidden="1" w:unhideWhenUsed="1"/>
+    <w:lsdException w:name="Body Text 2" w:semiHidden="1" w:unhideWhenUsed="1"/>
+    <w:lsdException w:name="Body Text 3" w:semiHidden="1" w:unhideWhenUsed="1"/>
+    <w:lsdException w:name="Body Text Indent 2" w:semiHidden="1" w:unhideWhenUsed="1"/>
+    <w:lsdException w:name="Body Text Indent 3" w:semiHidden="1" w:unhideWhenUsed="1"/>
+    <w:lsdException w:name="Block Text" w:semiHidden="1" w:unhideWhenUsed="1"/>
+    <w:lsdException w:name="Hyperlink" w:semiHidden="1" w:unhideWhenUsed="1"/>
+    <w:lsdException w:name="FollowedHyperlink" w:semiHidden="1" w:unhideWhenUsed="1"/>
+    <w:lsdException w:name="Strong" w:uiPriority="22" w:qFormat="1"/>
+    <w:lsdException w:name="Emphasis" w:uiPriority="20" w:qFormat="1"/>
+    <w:lsdException w:name="Document Map" w:semiHidden="1" w:unhideWhenUsed="1"/>
+    <w:lsdException w:name="Plain Text" w:semiHidden="1" w:unhideWhenUsed="1"/>
+    <w:lsdException w:name="E-mail Signature" w:semiHidden="1" w:unhideWhenUsed="1"/>
+    <w:lsdException w:name="HTML Top of Form" w:semiHidden="1" w:unhideWhenUsed="1"/>
+    <w:lsdException w:name="HTML Bottom of Form" w:semiHidden="1" w:unhideWhenUsed="1"/>
+    <w:lsdException w:name="Normal (Web)" w:semiHidden="1" w:unhideWhenUsed="1"/>
+    <w:lsdException w:name="HTML Acronym" w:semiHidden="1" w:unhideWhenUsed="1"/>
+    <w:lsdException w:name="HTML Address" w:semiHidden="1" w:unhideWhenUsed="1"/>
+    <w:lsdException w:name="HTML Cite" w:semiHidden="1" w:unhideWhenUsed="1"/>
+    <w:lsdException w:name="HTML Code" w:semiHidden="1" w:unhideWhenUsed="1"/>
+    <w:lsdException w:name="HTML Definition" w:semiHidden="1" w:unhideWhenUsed="1"/>
+    <w:lsdException w:name="HTML Keyboard" w:semiHidden="1" w:unhideWhenUsed="1"/>
+    <w:lsdException w:name="HTML Preformatted" w:semiHidden="1" w:unhideWhenUsed="1"/>
+    <w:lsdException w:name="HTML Sample" w:semiHidden="1" w:unhideWhenUsed="1"/>
+    <w:lsdException w:name="HTML Typewriter" w:semiHidden="1" w:unhideWhenUsed="1"/>
+    <w:lsdException w:name="HTML Variable" w:semiHidden="1" w:unhideWhenUsed="1"/>
+    <w:lsdException w:name="Normal Table" w:semiHidden="1" w:unhideWhenUsed="1"/>
+    <w:lsdException w:name="annotation subject" w:semiHidden="1" w:unhideWhenUsed="1"/>
+    <w:lsdException w:name="No List" w:semiHidden="1" w:unhideWhenUsed="1"/>
+    <w:lsdException w:name="Outline List 1" w:semiHidden="1" w:unhideWhenUsed="1"/>
+    <w:lsdException w:name="Outline List 2" w:semiHidden="1" w:unhideWhenUsed="1"/>
+    <w:lsdException w:name="Outline List 3" w:semiHidden="1" w:unhideWhenUsed="1"/>
+    <w:lsdException w:name="Table Simple 1" w:semiHidden="1" w:unhideWhenUsed="1"/>
+    <w:lsdException w:name="Table Simple 2" w:semiHidden="1" w:unhideWhenUsed="1"/>
+    <w:lsdException w:name="Table Simple 3" w:semiHidden="1" w:unhideWhenUsed="1"/>
+    <w:lsdException w:name="Table Classic 1" w:semiHidden="1" w:unhideWhenUsed="1"/>
+    <w:lsdException w:name="Table Classic 2" w:semiHidden="1" w:unhideWhenUsed="1"/>
+    <w:lsdException w:name="Table Classic 3" w:semiHidden="1" w:unhideWhenUsed="1"/>
+    <w:lsdException w:name="Table Classic 4" w:semiHidden="1" w:unhideWhenUsed="1"/>
+    <w:lsdException w:name="Table Colorful 1" w:semiHidden="1" w:unhideWhenUsed="1"/>
+    <w:lsdException w:name="Table Colorful 2" w:semiHidden="1" w:unhideWhenUsed="1"/>
+    <w:lsdException w:name="Table Colorful 3" w:semiHidden="1" w:unhideWhenUsed="1"/>
+    <w:lsdException w:name="Table Columns 1" w:semiHidden="1" w:unhideWhenUsed="1"/>
+    <w:lsdException w:name="Table Columns 2" w:semiHidden="1" w:unhideWhenUsed="1"/>
+    <w:lsdException w:name="Table Columns 3" w:semiHidden="1" w:unhideWhenUsed="1"/>
+    <w:lsdException w:name="Table Columns 4" w:semiHidden="1" w:unhideWhenUsed="1"/>
+    <w:lsdException w:name="Table Columns 5" w:semiHidden="1" w:unhideWhenUsed="1"/>
+    <w:lsdException w:name="Table Grid 1" w:semiHidden="1" w:unhideWhenUsed="1"/>
+    <w:lsdException w:name="Table Grid 2" w:semiHidden="1" w:unhideWhenUsed="1"/>
+    <w:lsdException w:name="Table Grid 3" w:semiHidden="1" w:unhideWhenUsed="1"/>
+    <w:lsdException w:name="Table Grid 4" w:semiHidden="1" w:unhideWhenUsed="1"/>
+    <w:lsdException w:name="Table Grid 5" w:semiHidden="1" w:unhideWhenUsed="1"/>
+    <w:lsdException w:name="Table Grid 6" w:semiHidden="1" w:unhideWhenUsed="1"/>
+    <w:lsdException w:name="Table Grid 7" w:semiHidden="1" w:unhideWhenUsed="1"/>
+    <w:lsdException w:name="Table Grid 8" w:semiHidden="1" w:unhideWhenUsed="1"/>
+    <w:lsdException w:name="Table List 1" w:semiHidden="1" w:unhideWhenUsed="1"/>
+    <w:lsdException w:name="Table List 2" w:semiHidden="1" w:unhideWhenUsed="1"/>
+    <w:lsdException w:name="Table List 3" w:semiHidden="1" w:unhideWhenUsed="1"/>
+    <w:lsdException w:name="Table List 4" w:semiHidden="1" w:unhideWhenUsed="1"/>
+    <w:lsdException w:name="Table List 5" w:semiHidden="1" w:unhideWhenUsed="1"/>
+    <w:lsdException w:name="Table List 6" w:semiHidden="1" w:unhideWhenUsed="1"/>
+    <w:lsdException w:name="Table List 7" w:semiHidden="1" w:unhideWhenUsed="1"/>
+    <w:lsdException w:name="Table List 8" w:semiHidden="1" w:unhideWhenUsed="1"/>
+    <w:lsdException w:name="Table 3D effects 1" w:semiHidden="1" w:unhideWhenUsed="1"/>
+    <w:lsdException w:name="Table 3D effects 2" w:semiHidden="1" w:unhideWhenUsed="1"/>
+    <w:lsdException w:name="Table 3D effects 3" w:semiHidden="1" w:unhideWhenUsed="1"/>
+    <w:lsdException w:name="Table Contemporary" w:semiHidden="1" w:unhideWhenUsed="1"/>
+    <w:lsdException w:name="Table Elegant" w:semiHidden="1" w:unhideWhenUsed="1"/>
+    <w:lsdException w:name="Table Professional" w:semiHidden="1" w:unhideWhenUsed="1"/>
+    <w:lsdException w:name="Table Subtle 1" w:semiHidden="1" w:unhideWhenUsed="1"/>
+    <w:lsdException w:name="Table Subtle 2" w:semiHidden="1" w:unhideWhenUsed="1"/>
+    <w:lsdException w:name="Table Web 1" w:semiHidden="1" w:unhideWhenUsed="1"/>
+    <w:lsdException w:name="Table Web 2" w:semiHidden="1" w:unhideWhenUsed="1"/>
+    <w:lsdException w:name="Table Web 3" w:semiHidden="1" w:unhideWhenUsed="1"/>
+    <w:lsdException w:name="Balloon Text" w:semiHidden="1" w:unhideWhenUsed="1"/>
+    <w:lsdException w:name="Table Grid" w:uiPriority="39"/>
+    <w:lsdException w:name="Table Theme" w:semiHidden="1" w:unhideWhenUsed="1"/>
+    <w:lsdException w:name="Placeholder Text" w:semiHidden="1"/>
+    <w:lsdException w:name="No Spacing" w:uiPriority="1" w:qFormat="1"/>
+    <w:lsdException w:name="Light Shading" w:uiPriority="60"/>
+    <w:lsdException w:name="Light List" w:uiPriority="61"/>
+    <w:lsdException w:name="Light Grid" w:uiPriority="62"/>
+    <w:lsdException w:name="Medium Shading 1" w:uiPriority="63"/>
+    <w:lsdException w:name="Medium Shading 2" w:uiPriority="64"/>
+    <w:lsdException w:name="Medium List 1" w:uiPriority="65"/>
+    <w:lsdException w:name="Medium List 2" w:uiPriority="66"/>
+    <w:lsdException w:name="Medium Grid 1" w:uiPriority="67"/>
+    <w:lsdException w:name="Medium Grid 2" w:uiPriority="68"/>
+    <w:lsdException w:name="Medium Grid 3" w:uiPriority="69"/>
+    <w:lsdException w:name="Dark List" w:uiPriority="70"/>
+    <w:lsdException w:name="Colorful Shading" w:uiPriority="71"/>
+    <w:lsdException w:name="Colorful List" w:uiPriority="72"/>
+    <w:lsdException w:name="Colorful Grid" w:uiPriority="73"/>
+    <w:lsdException w:name="Light Shading Accent 1" w:uiPriority="60"/>
+    <w:lsdException w:name="Light List Accent 1" w:uiPriority="61"/>
+    <w:lsdException w:name="Light Grid Accent 1" w:uiPriority="62"/>
+    <w:lsdException w:name="Medium Shading 1 Accent 1" w:uiPriority="63"/>
+    <w:lsdException w:name="Medium Shading 2 Accent 1" w:uiPriority="64"/>
+    <w:lsdException w:name="Medium List 1 Accent 1" w:uiPriority="65"/>
+    <w:lsdException w:name="Revision" w:semiHidden="1"/>
+    <w:lsdException w:name="List Paragraph" w:uiPriority="34" w:qFormat="1"/>
+    <w:lsdException w:name="Quote" w:uiPriority="29" w:qFormat="1"/>
+    <w:lsdException w:name="Intense Quote" w:uiPriority="30" w:qFormat="1"/>
+    <w:lsdException w:name="Medium List 2 Accent 1" w:uiPriority="66"/>
+    <w:lsdException w:name="Medium Grid 1 Accent 1" w:uiPriority="67"/>
+    <w:lsdException w:name="Medium Grid 2 Accent 1" w:uiPriority="68"/>
+    <w:lsdException w:name="Medium Grid 3 Accent 1" w:uiPriority="69"/>
+    <w:lsdException w:name="Dark List Accent 1" w:uiPriority="70"/>
+    <w:lsdException w:name="Colorful Shading Accent 1" w:uiPriority="71"/>
+    <w:lsdException w:name="Colorful List Accent 1" w:uiPriority="72"/>
+    <w:lsdException w:name="Colorful Grid Accent 1" w:uiPriority="73"/>
+    <w:lsdException w:name="Light Shading Accent 2" w:uiPriority="60"/>
+    <w:lsdException w:name="Light List Accent 2" w:uiPriority="61"/>
+    <w:lsdException w:name="Light Grid Accent 2" w:uiPriority="62"/>
+    <w:lsdException w:name="Medium Shading 1 Accent 2" w:uiPriority="63"/>
+    <w:lsdException w:name="Medium Shading 2 Accent 2" w:uiPriority="64"/>
+    <w:lsdException w:name="Medium List 1 Accent 2" w:uiPriority="65"/>
+    <w:lsdException w:name="Medium List 2 Accent 2" w:uiPriority="66"/>
+    <w:lsdException w:name="Medium Grid 1 Accent 2" w:uiPriority="67"/>
+    <w:lsdException w:name="Medium Grid 2 Accent 2" w:uiPriority="68"/>
+    <w:lsdException w:name="Medium Grid 3 Accent 2" w:uiPriority="69"/>
+    <w:lsdException w:name="Dark List Accent 2" w:uiPriority="70"/>
+    <w:lsdException w:name="Colorful Shading Accent 2" w:uiPriority="71"/>
+    <w:lsdException w:name="Colorful List Accent 2" w:uiPriority="72"/>
+    <w:lsdException w:name="Colorful Grid Accent 2" w:uiPriority="73"/>
+    <w:lsdException w:name="Light Shading Accent 3" w:uiPriority="60"/>
+    <w:lsdException w:name="Light List Accent 3" w:uiPriority="61"/>
+    <w:lsdException w:name="Light Grid Accent 3" w:uiPriority="62"/>
+    <w:lsdException w:name="Medium Shading 1 Accent 3" w:uiPriority="63"/>
+    <w:lsdException w:name="Medium Shading 2 Accent 3" w:uiPriority="64"/>
+    <w:lsdException w:name="Medium List 1 Accent 3" w:uiPriority="65"/>
+    <w:lsdException w:name="Medium List 2 Accent 3" w:uiPriority="66"/>
+    <w:lsdException w:name="Medium Grid 1 Accent 3" w:uiPriority="67"/>
+    <w:lsdException w:name="Medium Grid 2 Accent 3" w:uiPriority="68"/>
+    <w:lsdException w:name="Medium Grid 3 Accent 3" w:uiPriority="69"/>
+    <w:lsdException w:name="Dark List Accent 3" w:uiPriority="70"/>
+    <w:lsdException w:name="Colorful Shading Accent 3" w:uiPriority="71"/>
+    <w:lsdException w:name="Colorful List Accent 3" w:uiPriority="72"/>
+    <w:lsdException w:name="Colorful Grid Accent 3" w:uiPriority="73"/>
+    <w:lsdException w:name="Light Shading Accent 4" w:uiPriority="60"/>
+    <w:lsdException w:name="Light List Accent 4" w:uiPriority="61"/>
+    <w:lsdException w:name="Light Grid Accent 4" w:uiPriority="62"/>
+    <w:lsdException w:name="Medium Shading 1 Accent 4" w:uiPriority="63"/>
+    <w:lsdException w:name="Medium Shading 2 Accent 4" w:uiPriority="64"/>
+    <w:lsdException w:name="Medium List 1 Accent 4" w:uiPriority="65"/>
+    <w:lsdException w:name="Medium List 2 Accent 4" w:uiPriority="66"/>
+    <w:lsdException w:name="Medium Grid 1 Accent 4" w:uiPriority="67"/>
+    <w:lsdException w:name="Medium Grid 2 Accent 4" w:uiPriority="68"/>
+    <w:lsdException w:name="Medium Grid 3 Accent 4" w:uiPriority="69"/>
+    <w:lsdException w:name="Dark List Accent 4" w:uiPriority="70"/>
+    <w:lsdException w:name="Colorful Shading Accent 4" w:uiPriority="71"/>
+    <w:lsdException w:name="Colorful List Accent 4" w:uiPriority="72"/>
+    <w:lsdException w:name="Colorful Grid Accent 4" w:uiPriority="73"/>
+    <w:lsdException w:name="Light Shading Accent 5" w:uiPriority="60"/>
+    <w:lsdException w:name="Light List Accent 5" w:uiPriority="61"/>
+    <w:lsdException w:name="Light Grid Accent 5" w:uiPriority="62"/>
+    <w:lsdException w:name="Medium Shading 1 Accent 5" w:uiPriority="63"/>
+    <w:lsdException w:name="Medium Shading 2 Accent 5" w:uiPriority="64"/>
+    <w:lsdException w:name="Medium List 1 Accent 5" w:uiPriority="65"/>
+    <w:lsdException w:name="Medium List 2 Accent 5" w:uiPriority="66"/>
+    <w:lsdException w:name="Medium Grid 1 Accent 5" w:uiPriority="67"/>
+    <w:lsdException w:name="Medium Grid 2 Accent 5" w:uiPriority="68"/>
+    <w:lsdException w:name="Medium Grid 3 Accent 5" w:uiPriority="69"/>
+    <w:lsdException w:name="Dark List Accent 5" w:uiPriority="70"/>
+    <w:lsdException w:name="Colorful Shading Accent 5" w:uiPriority="71"/>
+    <w:lsdException w:name="Colorful List Accent 5" w:uiPriority="72"/>
+    <w:lsdException w:name="Colorful Grid Accent 5" w:uiPriority="73"/>
+    <w:lsdException w:name="Light Shading Accent 6" w:uiPriority="60"/>
+    <w:lsdException w:name="Light List Accent 6" w:uiPriority="61"/>
+    <w:lsdException w:name="Light Grid Accent 6" w:uiPriority="62"/>
+    <w:lsdException w:name="Medium Shading 1 Accent 6" w:uiPriority="63"/>
+    <w:lsdException w:name="Medium Shading 2 Accent 6" w:uiPriority="64"/>
+    <w:lsdException w:name="Medium List 1 Accent 6" w:uiPriority="65"/>
+    <w:lsdException w:name="Medium List 2 Accent 6" w:uiPriority="66"/>
+    <w:lsdException w:name="Medium Grid 1 Accent 6" w:uiPriority="67"/>
+    <w:lsdException w:name="Medium Grid 2 Accent 6" w:uiPriority="68"/>
+    <w:lsdException w:name="Medium Grid 3 Accent 6" w:uiPriority="69"/>
+    <w:lsdException w:name="Dark List Accent 6" w:uiPriority="70"/>
+    <w:lsdException w:name="Colorful Shading Accent 6" w:uiPriority="71"/>
+    <w:lsdException w:name="Colorful List Accent 6" w:uiPriority="72"/>
+    <w:lsdException w:name="Colorful Grid Accent 6" w:uiPriority="73"/>
+    <w:lsdException w:name="Subtle Emphasis" w:uiPriority="19" w:qFormat="1"/>
+    <w:lsdException w:name="Intense Emphasis" w:uiPriority="21" w:qFormat="1"/>
+    <w:lsdException w:name="Subtle Reference" w:uiPriority="31" w:qFormat="1"/>
+    <w:lsdException w:name="Intense Reference" w:uiPriority="32" w:qFormat="1"/>
+    <w:lsdException w:name="Book Title" w:uiPriority="33" w:qFormat="1"/>
+    <w:lsdException w:name="Bibliography" w:semiHidden="1" w:uiPriority="37" w:unhideWhenUsed="1"/>
+    <w:lsdException w:name="TOC Heading" w:semiHidden="1" w:uiPriority="39" w:unhideWhenUsed="1" w:qFormat="1"/>
+    <w:lsdException w:name="Plain Table 1" w:uiPriority="41"/>
+    <w:lsdException w:name="Plain Table 2" w:uiPriority="42"/>
+    <w:lsdException w:name="Plain Table 3" w:uiPriority="43"/>
+    <w:lsdException w:name="Plain Table 4" w:uiPriority="44"/>
+    <w:lsdException w:name="Plain Table 5" w:uiPriority="45"/>
+    <w:lsdException w:name="Grid Table Light" w:uiPriority="40"/>
+    <w:lsdException w:name="Grid Table 1 Light" w:uiPriority="46"/>
+    <w:lsdException w:name="Grid Table 2" w:uiPriority="47"/>
+    <w:lsdException w:name="Grid Table 3" w:uiPriority="48"/>
+    <w:lsdException w:name="Grid Table 4" w:uiPriority="49"/>
+    <w:lsdException w:name="Grid Table 5 Dark" w:uiPriority="50"/>
+    <w:lsdException w:name="Grid Table 6 Colorful" w:uiPriority="51"/>
+    <w:lsdException w:name="Grid Table 7 Colorful" w:uiPriority="52"/>
+    <w:lsdException w:name="Grid Table 1 Light Accent 1" w:uiPriority="46"/>
+    <w:lsdException w:name="Grid Table 2 Accent 1" w:uiPriority="47"/>
+    <w:lsdException w:name="Grid Table 3 Accent 1" w:uiPriority="48"/>
+    <w:lsdException w:name="Grid Table 4 Accent 1" w:uiPriority="49"/>
+    <w:lsdException w:name="Grid Table 5 Dark Accent 1" w:uiPriority="50"/>
+    <w:lsdException w:name="Grid Table 6 Colorful Accent 1" w:uiPriority="51"/>
+    <w:lsdException w:name="Grid Table 7 Colorful Accent 1" w:uiPriority="52"/>
+    <w:lsdException w:name="Grid Table 1 Light Accent 2" w:uiPriority="46"/>
+    <w:lsdException w:name="Grid Table 2 Accent 2" w:uiPriority="47"/>
+    <w:lsdException w:name="Grid Table 3 Accent 2" w:uiPriority="48"/>
+    <w:lsdException w:name="Grid Table 4 Accent 2" w:uiPriority="49"/>
+    <w:lsdException w:name="Grid Table 5 Dark Accent 2" w:uiPriority="50"/>
+    <w:lsdException w:name="Grid Table 6 Colorful Accent 2" w:uiPriority="51"/>
+    <w:lsdException w:name="Grid Table 7 Colorful Accent 2" w:uiPriority="52"/>
+    <w:lsdException w:name="Grid Table 1 Light Accent 3" w:uiPriority="46"/>
+    <w:lsdException w:name="Grid Table 2 Accent 3" w:uiPriority="47"/>
+    <w:lsdException w:name="Grid Table 3 Accent 3" w:uiPriority="48"/>
+    <w:lsdException w:name="Grid Table 4 Accent 3" w:uiPriority="49"/>
+    <w:lsdException w:name="Grid Table 5 Dark Accent 3" w:uiPriority="50"/>
+    <w:lsdException w:name="Grid Table 6 Colorful Accent 3" w:uiPriority="51"/>
+    <w:lsdException w:name="Grid Table 7 Colorful Accent 3" w:uiPriority="52"/>
+    <w:lsdException w:name="Grid Table 1 Light Accent 4" w:uiPriority="46"/>
+    <w:lsdException w:name="Grid Table 2 Accent 4" w:uiPriority="47"/>
+    <w:lsdException w:name="Grid Table 3 Accent 4" w:uiPriority="48"/>
+    <w:lsdException w:name="Grid Table 4 Accent 4" w:uiPriority="49"/>
+    <w:lsdException w:name="Grid Table 5 Dark Accent 4" w:uiPriority="50"/>
+    <w:lsdException w:name="Grid Table 6 Colorful Accent 4" w:uiPriority="51"/>
+    <w:lsdException w:name="Grid Table 7 Colorful Accent 4" w:uiPriority="52"/>
+    <w:lsdException w:name="Grid Table 1 Light Accent 5" w:uiPriority="46"/>
+    <w:lsdException w:name="Grid Table 2 Accent 5" w:uiPriority="47"/>
+    <w:lsdException w:name="Grid Table 3 Accent 5" w:uiPriority="48"/>
+    <w:lsdException w:name="Grid Table 4 Accent 5" w:uiPriority="49"/>
+    <w:lsdException w:name="Grid Table 5 Dark Accent 5" w:uiPriority="50"/>
+    <w:lsdException w:name="Grid Table 6 Colorful Accent 5" w:uiPriority="51"/>
+    <w:lsdException w:name="Grid Table 7 Colorful Accent 5" w:uiPriority="52"/>
+    <w:lsdException w:name="Grid Table 1 Light Accent 6" w:uiPriority="46"/>
+    <w:lsdException w:name="Grid Table 2 Accent 6" w:uiPriority="47"/>
+    <w:lsdException w:name="Grid Table 3 Accent 6" w:uiPriority="48"/>
+    <w:lsdException w:name="Grid Table 4 Accent 6" w:uiPriority="49"/>
+    <w:lsdException w:name="Grid Table 5 Dark Accent 6" w:uiPriority="50"/>
+    <w:lsdException w:name="Grid Table 6 Colorful Accent 6" w:uiPriority="51"/>
+    <w:lsdException w:name="Grid Table 7 Colorful Accent 6" w:uiPriority="52"/>
+    <w:lsdException w:name="List Table 1 Light" w:uiPriority="46"/>
+    <w:lsdException w:name="List Table 2" w:uiPriority="47"/>
+    <w:lsdException w:name="List Table 3" w:uiPriority="48"/>
+    <w:lsdException w:name="List Table 4" w:uiPriority="49"/>
+    <w:lsdException w:name="List Table 5 Dark" w:uiPriority="50"/>
+    <w:lsdException w:name="List Table 6 Colorful" w:uiPriority="51"/>
+    <w:lsdException w:name="List Table 7 Colorful" w:uiPriority="52"/>
+    <w:lsdException w:name="List Table 1 Light Accent 1" w:uiPriority="46"/>
+    <w:lsdException w:name="List Table 2 Accent 1" w:uiPriority="47"/>
+    <w:lsdException w:name="List Table 3 Accent 1" w:uiPriority="48"/>
+    <w:lsdException w:name="List Table 4 Accent 1" w:uiPriority="49"/>
+    <w:lsdException w:name="List Table 5 Dark Accent 1" w:uiPriority="50"/>
+    <w:lsdException w:name="List Table 6 Colorful Accent 1" w:uiPriority="51"/>
+    <w:lsdException w:name="List Table 7 Colorful Accent 1" w:uiPriority="52"/>
+    <w:lsdException w:name="List Table 1 Light Accent 2" w:uiPriority="46"/>
+    <w:lsdException w:name="List Table 2 Accent 2" w:uiPriority="47"/>
+    <w:lsdException w:name="List Table 3 Accent 2" w:uiPriority="48"/>
+    <w:lsdException w:name="List Table 4 Accent 2" w:uiPriority="49"/>
+    <w:lsdException w:name="List Table 5 Dark Accent 2" w:uiPriority="50"/>
+    <w:lsdException w:name="List Table 6 Colorful Accent 2" w:uiPriority="51"/>
+    <w:lsdException w:name="List Table 7 Colorful Accent 2" w:uiPriority="52"/>
+    <w:lsdException w:name="List Table 1 Light Accent 3" w:uiPriority="46"/>
+    <w:lsdException w:name="List Table 2 Accent 3" w:uiPriority="47"/>
+    <w:lsdException w:name="List Table 3 Accent 3" w:uiPriority="48"/>
+    <w:lsdException w:name="List Table 4 Accent 3" w:uiPriority="49"/>
+    <w:lsdException w:name="List Table 5 Dark Accent 3" w:uiPriority="50"/>
+    <w:lsdException w:name="List Table 6 Colorful Accent 3" w:uiPriority="51"/>
+    <w:lsdException w:name="List Table 7 Colorful Accent 3" w:uiPriority="52"/>
+    <w:lsdException w:name="List Table 1 Light Accent 4" w:uiPriority="46"/>
+    <w:lsdException w:name="List Table 2 Accent 4" w:uiPriority="47"/>
+    <w:lsdException w:name="List Table 3 Accent 4" w:uiPriority="48"/>
+    <w:lsdException w:name="List Table 4 Accent 4" w:uiPriority="49"/>
+    <w:lsdException w:name="List Table 5 Dark Accent 4" w:uiPriority="50"/>
+    <w:lsdException w:name="List Table 6 Colorful Accent 4" w:uiPriority="51"/>
+    <w:lsdException w:name="List Table 7 Colorful Accent 4" w:uiPriority="52"/>
+    <w:lsdException w:name="List Table 1 Light Accent 5" w:uiPriority="46"/>
+    <w:lsdException w:name="List Table 2 Accent 5" w:uiPriority="47"/>
+    <w:lsdException w:name="List Table 3 Accent 5" w:uiPriority="48"/>
+    <w:lsdException w:name="List Table 4 Accent 5" w:uiPriority="49"/>
+    <w:lsdException w:name="List Table 5 Dark Accent 5" w:uiPriority="50"/>
+    <w:lsdException w:name="List Table 6 Colorful Accent 5" w:uiPriority="51"/>
+    <w:lsdException w:name="List Table 7 Colorful Accent 5" w:uiPriority="52"/>
+    <w:lsdException w:name="List Table 1 Light Accent 6" w:uiPriority="46"/>
+    <w:lsdException w:name="List Table 2 Accent 6" w:uiPriority="47"/>
+    <w:lsdException w:name="List Table 3 Accent 6" w:uiPriority="48"/>
+    <w:lsdException w:name="List Table 4 Accent 6" w:uiPriority="49"/>
+    <w:lsdException w:name="List Table 5 Dark Accent 6" w:uiPriority="50"/>
+    <w:lsdException w:name="List Table 6 Colorful Accent 6" w:uiPriority="51"/>
+    <w:lsdException w:name="List Table 7 Colorful Accent 6" w:uiPriority="52"/>
+    <w:lsdException w:name="Mention" w:semiHidden="1" w:unhideWhenUsed="1"/>
+    <w:lsdException w:name="Smart Hyperlink" w:semiHidden="1" w:unhideWhenUsed="1"/>
+    <w:lsdException w:name="Hashtag" w:semiHidden="1" w:unhideWhenUsed="1"/>
+    <w:lsdException w:name="Unresolved Mention" w:semiHidden="1" w:unhideWhenUsed="1"/>
+    <w:lsdException w:name="Smart Link" w:semiHidden="1" w:unhideWhenUsed="1"/>
+  </w:latentStyles>
+  <w:style w:type="paragraph" w:default="1" w:styleId="Normal">
+    <w:name w:val="Normal"/>
+    <w:qFormat/>
   </w:style>
   <w:style w:type="paragraph" w:styleId="Heading1">
     <w:name w:val="heading 1"/>
     <w:basedOn w:val="Normal"/>
     <w:next w:val="Normal"/>
+    <w:uiPriority w:val="9"/>
+    <w:qFormat/>
     <w:pPr>
-      <w:keepNext w:val="1"/>
-      <w:keepLines w:val="1"/>
-      <w:pageBreakBefore w:val="0"/>
-      <w:spacing w:after="120" w:before="400" w:lineRule="auto"/>
+      <w:keepNext/>
+      <w:keepLines/>
+      <w:spacing w:before="400" w:after="120"/>
+      <w:outlineLvl w:val="0"/>
     </w:pPr>
     <w:rPr>
       <w:sz w:val="40"/>
@@ -362,15 +604,17 @@
     <w:name w:val="heading 2"/>
     <w:basedOn w:val="Normal"/>
     <w:next w:val="Normal"/>
+    <w:uiPriority w:val="9"/>
+    <w:semiHidden/>
+    <w:unhideWhenUsed/>
+    <w:qFormat/>
     <w:pPr>
-      <w:keepNext w:val="1"/>
-      <w:keepLines w:val="1"/>
-      <w:pageBreakBefore w:val="0"/>
-      <w:spacing w:after="120" w:before="360" w:lineRule="auto"/>
+      <w:keepNext/>
+      <w:keepLines/>
+      <w:spacing w:before="360" w:after="120"/>
+      <w:outlineLvl w:val="1"/>
     </w:pPr>
     <w:rPr>
-      <w:b w:val="0"/>
-      <w:bCs w:val="0"/>
       <w:sz w:val="32"/>
       <w:szCs w:val="32"/>
     </w:rPr>
@@ -379,15 +623,17 @@
     <w:name w:val="heading 3"/>
     <w:basedOn w:val="Normal"/>
     <w:next w:val="Normal"/>
+    <w:uiPriority w:val="9"/>
+    <w:semiHidden/>
+    <w:unhideWhenUsed/>
+    <w:qFormat/>
     <w:pPr>
-      <w:keepNext w:val="1"/>
-      <w:keepLines w:val="1"/>
-      <w:pageBreakBefore w:val="0"/>
-      <w:spacing w:after="80" w:before="320" w:lineRule="auto"/>
+      <w:keepNext/>
+      <w:keepLines/>
+      <w:spacing w:before="320" w:after="80"/>
+      <w:outlineLvl w:val="2"/>
     </w:pPr>
     <w:rPr>
-      <w:b w:val="0"/>
-      <w:bCs w:val="0"/>
       <w:color w:val="434343"/>
       <w:sz w:val="28"/>
       <w:szCs w:val="28"/>
@@ -397,11 +643,15 @@
     <w:name w:val="heading 4"/>
     <w:basedOn w:val="Normal"/>
     <w:next w:val="Normal"/>
+    <w:uiPriority w:val="9"/>
+    <w:semiHidden/>
+    <w:unhideWhenUsed/>
+    <w:qFormat/>
     <w:pPr>
-      <w:keepNext w:val="1"/>
-      <w:keepLines w:val="1"/>
-      <w:pageBreakBefore w:val="0"/>
-      <w:spacing w:after="80" w:before="280" w:lineRule="auto"/>
+      <w:keepNext/>
+      <w:keepLines/>
+      <w:spacing w:before="280" w:after="80"/>
+      <w:outlineLvl w:val="3"/>
     </w:pPr>
     <w:rPr>
       <w:color w:val="666666"/>
@@ -413,45 +663,88 @@
     <w:name w:val="heading 5"/>
     <w:basedOn w:val="Normal"/>
     <w:next w:val="Normal"/>
+    <w:uiPriority w:val="9"/>
+    <w:semiHidden/>
+    <w:unhideWhenUsed/>
+    <w:qFormat/>
     <w:pPr>
-      <w:keepNext w:val="1"/>
-      <w:keepLines w:val="1"/>
-      <w:pageBreakBefore w:val="0"/>
-      <w:spacing w:after="80" w:before="240" w:lineRule="auto"/>
+      <w:keepNext/>
+      <w:keepLines/>
+      <w:spacing w:before="240" w:after="80"/>
+      <w:outlineLvl w:val="4"/>
     </w:pPr>
     <w:rPr>
       <w:color w:val="666666"/>
-      <w:sz w:val="22"/>
-      <w:szCs w:val="22"/>
     </w:rPr>
   </w:style>
   <w:style w:type="paragraph" w:styleId="Heading6">
     <w:name w:val="heading 6"/>
     <w:basedOn w:val="Normal"/>
     <w:next w:val="Normal"/>
+    <w:uiPriority w:val="9"/>
+    <w:semiHidden/>
+    <w:unhideWhenUsed/>
+    <w:qFormat/>
     <w:pPr>
-      <w:keepNext w:val="1"/>
-      <w:keepLines w:val="1"/>
-      <w:pageBreakBefore w:val="0"/>
-      <w:spacing w:after="80" w:before="240" w:lineRule="auto"/>
+      <w:keepNext/>
+      <w:keepLines/>
+      <w:spacing w:before="240" w:after="80"/>
+      <w:outlineLvl w:val="5"/>
     </w:pPr>
     <w:rPr>
-      <w:i w:val="1"/>
-      <w:iCs w:val="1"/>
+      <w:i/>
+      <w:iCs/>
       <w:color w:val="666666"/>
-      <w:sz w:val="22"/>
-      <w:szCs w:val="22"/>
     </w:rPr>
+  </w:style>
+  <w:style w:type="character" w:default="1" w:styleId="DefaultParagraphFont">
+    <w:name w:val="Default Paragraph Font"/>
+    <w:uiPriority w:val="1"/>
+    <w:semiHidden/>
+    <w:unhideWhenUsed/>
+  </w:style>
+  <w:style w:type="table" w:default="1" w:styleId="TableNormal">
+    <w:name w:val="Normal Table"/>
+    <w:uiPriority w:val="99"/>
+    <w:semiHidden/>
+    <w:unhideWhenUsed/>
+    <w:tblPr>
+      <w:tblInd w:w="0" w:type="dxa"/>
+      <w:tblCellMar>
+        <w:top w:w="0" w:type="dxa"/>
+        <w:left w:w="108" w:type="dxa"/>
+        <w:bottom w:w="0" w:type="dxa"/>
+        <w:right w:w="108" w:type="dxa"/>
+      </w:tblCellMar>
+    </w:tblPr>
+  </w:style>
+  <w:style w:type="numbering" w:default="1" w:styleId="NoList">
+    <w:name w:val="No List"/>
+    <w:uiPriority w:val="99"/>
+    <w:semiHidden/>
+    <w:unhideWhenUsed/>
+  </w:style>
+  <w:style w:type="table" w:customStyle="1" w:styleId="TableNormal0">
+    <w:name w:val="TableNormal"/>
+    <w:tblPr>
+      <w:tblCellMar>
+        <w:top w:w="100" w:type="dxa"/>
+        <w:left w:w="100" w:type="dxa"/>
+        <w:bottom w:w="100" w:type="dxa"/>
+        <w:right w:w="100" w:type="dxa"/>
+      </w:tblCellMar>
+    </w:tblPr>
   </w:style>
   <w:style w:type="paragraph" w:styleId="Title">
     <w:name w:val="Title"/>
     <w:basedOn w:val="Normal"/>
     <w:next w:val="Normal"/>
+    <w:uiPriority w:val="10"/>
+    <w:qFormat/>
     <w:pPr>
-      <w:keepNext w:val="1"/>
-      <w:keepLines w:val="1"/>
-      <w:pageBreakBefore w:val="0"/>
-      <w:spacing w:after="60" w:before="0" w:lineRule="auto"/>
+      <w:keepNext/>
+      <w:keepLines/>
+      <w:spacing w:after="60"/>
     </w:pPr>
     <w:rPr>
       <w:sz w:val="52"/>
@@ -462,16 +755,14 @@
     <w:name w:val="Subtitle"/>
     <w:basedOn w:val="Normal"/>
     <w:next w:val="Normal"/>
+    <w:uiPriority w:val="11"/>
+    <w:qFormat/>
     <w:pPr>
-      <w:keepNext w:val="1"/>
-      <w:keepLines w:val="1"/>
-      <w:pageBreakBefore w:val="0"/>
-      <w:spacing w:after="320" w:before="0" w:lineRule="auto"/>
+      <w:keepNext/>
+      <w:keepLines/>
+      <w:spacing w:after="320"/>
     </w:pPr>
     <w:rPr>
-      <w:rFonts w:ascii="Arial" w:cs="Arial" w:eastAsia="Arial" w:hAnsi="Arial"/>
-      <w:i w:val="0"/>
-      <w:iCs w:val="0"/>
       <w:color w:val="666666"/>
       <w:sz w:val="30"/>
       <w:szCs w:val="30"/>
